--- a/4.质量管理/2.运行记录类文件/HXDL-ITSS-0416 运维服务管理评审报告.docx
+++ b/4.质量管理/2.运行记录类文件/HXDL-ITSS-0416 运维服务管理评审报告.docx
@@ -1092,7 +1092,7 @@
                 <w:spacing w:val="-1"/>
                 <w:lang w:eastAsia="zh-CN"/>
               </w:rPr>
-              <w:t>2026.01</w:t>
+              <w:t>2026.1</w:t>
             </w:r>
             <w:r>
               <w:rPr>
@@ -1142,7 +1142,7 @@
                 <w:spacing w:val="-1"/>
                 <w:lang w:eastAsia="zh-CN"/>
               </w:rPr>
-              <w:t>2026.01</w:t>
+              <w:t>2026.1</w:t>
             </w:r>
             <w:r>
               <w:rPr>
@@ -1192,7 +1192,17 @@
                 <w:spacing w:val="-1"/>
                 <w:lang w:eastAsia="zh-CN"/>
               </w:rPr>
-              <w:t>2026.01</w:t>
+              <w:t>2026.</w:t>
+            </w:r>
+            <w:bookmarkStart w:id="0" w:name="_GoBack"/>
+            <w:bookmarkEnd w:id="0"/>
+            <w:r>
+              <w:rPr>
+                <w:rFonts w:hint="eastAsia"/>
+                <w:spacing w:val="-1"/>
+                <w:lang w:eastAsia="zh-CN"/>
+              </w:rPr>
+              <w:t>1</w:t>
             </w:r>
             <w:r>
               <w:rPr>
@@ -3414,8 +3424,6 @@
         <w:pStyle w:val="29"/>
         <w:bidi w:val="0"/>
       </w:pPr>
-      <w:bookmarkStart w:id="0" w:name="_GoBack"/>
-      <w:bookmarkEnd w:id="0"/>
     </w:p>
     <w:sectPr>
       <w:pgSz w:w="11906" w:h="16838"/>
